--- a/_build/docx/01_Кадровые_документы/7_Выписка_из_штатного_расписания.docx
+++ b/_build/docx/01_Кадровые_документы/7_Выписка_из_штатного_расписания.docx
@@ -122,14 +122,14 @@
         <w:tblLook w:firstColumn="1" w:firstRow="1" w:lastColumn="0" w:lastRow="0" w:noHBand="0" w:noVBand="1" w:val="04A0"/>
       </w:tblPr>
       <w:tblGrid>
-        <w:gridCol w:w="1247"/>
-        <w:gridCol w:w="1247"/>
-        <w:gridCol w:w="1247"/>
-        <w:gridCol w:w="1247"/>
-        <w:gridCol w:w="1247"/>
-        <w:gridCol w:w="1247"/>
-        <w:gridCol w:w="1247"/>
-        <w:gridCol w:w="1247"/>
+        <w:gridCol w:w="1205"/>
+        <w:gridCol w:w="1205"/>
+        <w:gridCol w:w="1205"/>
+        <w:gridCol w:w="1205"/>
+        <w:gridCol w:w="1205"/>
+        <w:gridCol w:w="1205"/>
+        <w:gridCol w:w="1205"/>
+        <w:gridCol w:w="1205"/>
       </w:tblGrid>
       <w:tr>
         <w:trPr>
@@ -137,7 +137,7 @@
         </w:trPr>
         <w:tc>
           <w:tcPr>
-            <w:tcW w:type="dxa" w:w="1247"/>
+            <w:tcW w:type="dxa" w:w="1205"/>
           </w:tcPr>
           <w:p>
             <w:r>
@@ -152,7 +152,7 @@
         </w:tc>
         <w:tc>
           <w:tcPr>
-            <w:tcW w:type="dxa" w:w="1247"/>
+            <w:tcW w:type="dxa" w:w="1205"/>
           </w:tcPr>
           <w:p>
             <w:r>
@@ -167,7 +167,7 @@
         </w:tc>
         <w:tc>
           <w:tcPr>
-            <w:tcW w:type="dxa" w:w="1247"/>
+            <w:tcW w:type="dxa" w:w="1205"/>
           </w:tcPr>
           <w:p>
             <w:r>
@@ -182,7 +182,7 @@
         </w:tc>
         <w:tc>
           <w:tcPr>
-            <w:tcW w:type="dxa" w:w="1247"/>
+            <w:tcW w:type="dxa" w:w="1205"/>
           </w:tcPr>
           <w:p>
             <w:r>
@@ -197,7 +197,7 @@
         </w:tc>
         <w:tc>
           <w:tcPr>
-            <w:tcW w:type="dxa" w:w="1247"/>
+            <w:tcW w:type="dxa" w:w="1205"/>
           </w:tcPr>
           <w:p>
             <w:r>
@@ -212,7 +212,7 @@
         </w:tc>
         <w:tc>
           <w:tcPr>
-            <w:tcW w:type="dxa" w:w="1247"/>
+            <w:tcW w:type="dxa" w:w="1205"/>
           </w:tcPr>
           <w:p>
             <w:r>
@@ -227,7 +227,7 @@
         </w:tc>
         <w:tc>
           <w:tcPr>
-            <w:tcW w:type="dxa" w:w="1247"/>
+            <w:tcW w:type="dxa" w:w="1205"/>
           </w:tcPr>
           <w:p>
             <w:r>
@@ -242,7 +242,7 @@
         </w:tc>
         <w:tc>
           <w:tcPr>
-            <w:tcW w:type="dxa" w:w="1247"/>
+            <w:tcW w:type="dxa" w:w="1205"/>
           </w:tcPr>
           <w:p>
             <w:r>
@@ -259,13 +259,13 @@
       <w:tr>
         <w:tc>
           <w:tcPr>
-            <w:tcW w:type="dxa" w:w="1247"/>
+            <w:tcW w:type="dxa" w:w="1205"/>
           </w:tcPr>
           <w:p/>
         </w:tc>
         <w:tc>
           <w:tcPr>
-            <w:tcW w:type="dxa" w:w="1247"/>
+            <w:tcW w:type="dxa" w:w="1205"/>
           </w:tcPr>
           <w:p>
             <w:r>
@@ -280,37 +280,37 @@
         </w:tc>
         <w:tc>
           <w:tcPr>
-            <w:tcW w:type="dxa" w:w="1247"/>
+            <w:tcW w:type="dxa" w:w="1205"/>
           </w:tcPr>
           <w:p/>
         </w:tc>
         <w:tc>
           <w:tcPr>
-            <w:tcW w:type="dxa" w:w="1247"/>
+            <w:tcW w:type="dxa" w:w="1205"/>
           </w:tcPr>
           <w:p/>
         </w:tc>
         <w:tc>
           <w:tcPr>
-            <w:tcW w:type="dxa" w:w="1247"/>
+            <w:tcW w:type="dxa" w:w="1205"/>
           </w:tcPr>
           <w:p/>
         </w:tc>
         <w:tc>
           <w:tcPr>
-            <w:tcW w:type="dxa" w:w="1247"/>
+            <w:tcW w:type="dxa" w:w="1205"/>
           </w:tcPr>
           <w:p/>
         </w:tc>
         <w:tc>
           <w:tcPr>
-            <w:tcW w:type="dxa" w:w="1247"/>
+            <w:tcW w:type="dxa" w:w="1205"/>
           </w:tcPr>
           <w:p/>
         </w:tc>
         <w:tc>
           <w:tcPr>
-            <w:tcW w:type="dxa" w:w="1247"/>
+            <w:tcW w:type="dxa" w:w="1205"/>
           </w:tcPr>
           <w:p/>
         </w:tc>
@@ -318,7 +318,7 @@
       <w:tr>
         <w:tc>
           <w:tcPr>
-            <w:tcW w:type="dxa" w:w="1247"/>
+            <w:tcW w:type="dxa" w:w="1205"/>
           </w:tcPr>
           <w:p>
             <w:r>
@@ -332,7 +332,7 @@
         </w:tc>
         <w:tc>
           <w:tcPr>
-            <w:tcW w:type="dxa" w:w="1247"/>
+            <w:tcW w:type="dxa" w:w="1205"/>
           </w:tcPr>
           <w:p>
             <w:r>
@@ -346,13 +346,13 @@
         </w:tc>
         <w:tc>
           <w:tcPr>
-            <w:tcW w:type="dxa" w:w="1247"/>
+            <w:tcW w:type="dxa" w:w="1205"/>
           </w:tcPr>
           <w:p/>
         </w:tc>
         <w:tc>
           <w:tcPr>
-            <w:tcW w:type="dxa" w:w="1247"/>
+            <w:tcW w:type="dxa" w:w="1205"/>
           </w:tcPr>
           <w:p>
             <w:r>
@@ -366,13 +366,13 @@
         </w:tc>
         <w:tc>
           <w:tcPr>
-            <w:tcW w:type="dxa" w:w="1247"/>
+            <w:tcW w:type="dxa" w:w="1205"/>
           </w:tcPr>
           <w:p/>
         </w:tc>
         <w:tc>
           <w:tcPr>
-            <w:tcW w:type="dxa" w:w="1247"/>
+            <w:tcW w:type="dxa" w:w="1205"/>
           </w:tcPr>
           <w:p>
             <w:r>
@@ -386,13 +386,13 @@
         </w:tc>
         <w:tc>
           <w:tcPr>
-            <w:tcW w:type="dxa" w:w="1247"/>
+            <w:tcW w:type="dxa" w:w="1205"/>
           </w:tcPr>
           <w:p/>
         </w:tc>
         <w:tc>
           <w:tcPr>
-            <w:tcW w:type="dxa" w:w="1247"/>
+            <w:tcW w:type="dxa" w:w="1205"/>
           </w:tcPr>
           <w:p>
             <w:r>
@@ -408,7 +408,7 @@
       <w:tr>
         <w:tc>
           <w:tcPr>
-            <w:tcW w:type="dxa" w:w="1247"/>
+            <w:tcW w:type="dxa" w:w="1205"/>
           </w:tcPr>
           <w:p>
             <w:r>
@@ -422,7 +422,7 @@
         </w:tc>
         <w:tc>
           <w:tcPr>
-            <w:tcW w:type="dxa" w:w="1247"/>
+            <w:tcW w:type="dxa" w:w="1205"/>
           </w:tcPr>
           <w:p>
             <w:r>
@@ -436,13 +436,13 @@
         </w:tc>
         <w:tc>
           <w:tcPr>
-            <w:tcW w:type="dxa" w:w="1247"/>
+            <w:tcW w:type="dxa" w:w="1205"/>
           </w:tcPr>
           <w:p/>
         </w:tc>
         <w:tc>
           <w:tcPr>
-            <w:tcW w:type="dxa" w:w="1247"/>
+            <w:tcW w:type="dxa" w:w="1205"/>
           </w:tcPr>
           <w:p>
             <w:r>
@@ -456,25 +456,25 @@
         </w:tc>
         <w:tc>
           <w:tcPr>
-            <w:tcW w:type="dxa" w:w="1247"/>
+            <w:tcW w:type="dxa" w:w="1205"/>
           </w:tcPr>
           <w:p/>
         </w:tc>
         <w:tc>
           <w:tcPr>
-            <w:tcW w:type="dxa" w:w="1247"/>
+            <w:tcW w:type="dxa" w:w="1205"/>
           </w:tcPr>
           <w:p/>
         </w:tc>
         <w:tc>
           <w:tcPr>
-            <w:tcW w:type="dxa" w:w="1247"/>
+            <w:tcW w:type="dxa" w:w="1205"/>
           </w:tcPr>
           <w:p/>
         </w:tc>
         <w:tc>
           <w:tcPr>
-            <w:tcW w:type="dxa" w:w="1247"/>
+            <w:tcW w:type="dxa" w:w="1205"/>
           </w:tcPr>
           <w:p>
             <w:r>
@@ -490,7 +490,7 @@
       <w:tr>
         <w:tc>
           <w:tcPr>
-            <w:tcW w:type="dxa" w:w="1247"/>
+            <w:tcW w:type="dxa" w:w="1205"/>
           </w:tcPr>
           <w:p>
             <w:r>
@@ -504,7 +504,7 @@
         </w:tc>
         <w:tc>
           <w:tcPr>
-            <w:tcW w:type="dxa" w:w="1247"/>
+            <w:tcW w:type="dxa" w:w="1205"/>
           </w:tcPr>
           <w:p>
             <w:r>
@@ -518,13 +518,13 @@
         </w:tc>
         <w:tc>
           <w:tcPr>
-            <w:tcW w:type="dxa" w:w="1247"/>
+            <w:tcW w:type="dxa" w:w="1205"/>
           </w:tcPr>
           <w:p/>
         </w:tc>
         <w:tc>
           <w:tcPr>
-            <w:tcW w:type="dxa" w:w="1247"/>
+            <w:tcW w:type="dxa" w:w="1205"/>
           </w:tcPr>
           <w:p>
             <w:r>
@@ -538,25 +538,25 @@
         </w:tc>
         <w:tc>
           <w:tcPr>
-            <w:tcW w:type="dxa" w:w="1247"/>
+            <w:tcW w:type="dxa" w:w="1205"/>
           </w:tcPr>
           <w:p/>
         </w:tc>
         <w:tc>
           <w:tcPr>
-            <w:tcW w:type="dxa" w:w="1247"/>
+            <w:tcW w:type="dxa" w:w="1205"/>
           </w:tcPr>
           <w:p/>
         </w:tc>
         <w:tc>
           <w:tcPr>
-            <w:tcW w:type="dxa" w:w="1247"/>
+            <w:tcW w:type="dxa" w:w="1205"/>
           </w:tcPr>
           <w:p/>
         </w:tc>
         <w:tc>
           <w:tcPr>
-            <w:tcW w:type="dxa" w:w="1247"/>
+            <w:tcW w:type="dxa" w:w="1205"/>
           </w:tcPr>
           <w:p>
             <w:r>
@@ -572,13 +572,13 @@
       <w:tr>
         <w:tc>
           <w:tcPr>
-            <w:tcW w:type="dxa" w:w="1247"/>
+            <w:tcW w:type="dxa" w:w="1205"/>
           </w:tcPr>
           <w:p/>
         </w:tc>
         <w:tc>
           <w:tcPr>
-            <w:tcW w:type="dxa" w:w="1247"/>
+            <w:tcW w:type="dxa" w:w="1205"/>
           </w:tcPr>
           <w:p>
             <w:r>
@@ -593,13 +593,13 @@
         </w:tc>
         <w:tc>
           <w:tcPr>
-            <w:tcW w:type="dxa" w:w="1247"/>
+            <w:tcW w:type="dxa" w:w="1205"/>
           </w:tcPr>
           <w:p/>
         </w:tc>
         <w:tc>
           <w:tcPr>
-            <w:tcW w:type="dxa" w:w="1247"/>
+            <w:tcW w:type="dxa" w:w="1205"/>
           </w:tcPr>
           <w:p>
             <w:r>
@@ -614,25 +614,25 @@
         </w:tc>
         <w:tc>
           <w:tcPr>
-            <w:tcW w:type="dxa" w:w="1247"/>
+            <w:tcW w:type="dxa" w:w="1205"/>
           </w:tcPr>
           <w:p/>
         </w:tc>
         <w:tc>
           <w:tcPr>
-            <w:tcW w:type="dxa" w:w="1247"/>
+            <w:tcW w:type="dxa" w:w="1205"/>
           </w:tcPr>
           <w:p/>
         </w:tc>
         <w:tc>
           <w:tcPr>
-            <w:tcW w:type="dxa" w:w="1247"/>
+            <w:tcW w:type="dxa" w:w="1205"/>
           </w:tcPr>
           <w:p/>
         </w:tc>
         <w:tc>
           <w:tcPr>
-            <w:tcW w:type="dxa" w:w="1247"/>
+            <w:tcW w:type="dxa" w:w="1205"/>
           </w:tcPr>
           <w:p/>
         </w:tc>
@@ -769,7 +769,7 @@
       </w:r>
     </w:p>
     <w:sectPr>
-      <w:pgSz w:w="12240" w:h="15840"/>
+      <w:pgSz w:w="11906" w:h="16838"/>
       <w:pgMar w:top="1134" w:right="850" w:bottom="1134" w:left="1417" w:header="720" w:footer="720" w:gutter="0"/>
       <w:cols w:space="720"/>
       <w:docGrid w:linePitch="360"/>
